--- a/docs/关键接口解析.docx
+++ b/docs/关键接口解析.docx
@@ -715,7 +715,7 @@
               <w:rPr>
                 <w:sz w:val="18"/>
               </w:rPr>
-              <w:t>-</w:t>
+              <w:t>/file</w:t>
             </w:r>
           </w:p>
         </w:tc>
@@ -7107,6 +7107,23 @@
         <w:t>../backend/crm-admin/src/main/java/com/crm/controller/FileController.java</w:t>
       </w:r>
     </w:p>
+    <w:p>
+      <w:r>
+        <w:rPr>
+          <w:b/>
+          <w:sz w:val="18"/>
+        </w:rPr>
+        <w:t>路径前缀：</w:t>
+      </w:r>
+      <w:r>
+        <w:rPr>
+          <w:rFonts w:ascii="Consolas" w:hAnsi="Consolas"/>
+          <w:color w:val="C0392B"/>
+          <w:sz w:val="18"/>
+        </w:rPr>
+        <w:t>/file</w:t>
+      </w:r>
+    </w:p>
     <w:tbl>
       <w:tblPr>
         <w:tblStyle w:val="LightGrid-Accent1"/>
@@ -7239,6 +7256,7 @@
               <w:rPr>
                 <w:sz w:val="18"/>
               </w:rPr>
+              <w:t>上传头像</w:t>
             </w:r>
           </w:p>
         </w:tc>
